--- a/Python/Examen-2IT/Final/Tverrfaglig eksamen 2IT.docx
+++ b/Python/Examen-2IT/Final/Tverrfaglig eksamen 2IT.docx
@@ -227,14 +227,6 @@
               </w:rPr>
               <w:t>POLAR-KLIENT</w:t>
             </w:r>
-            <w:r>
-              <w:rPr>
-                <w:b w:val="0"/>
-                <w:bCs w:val="0"/>
-                <w:lang w:val="nb-NO"/>
-              </w:rPr>
-              <w:t>01-02</w:t>
-            </w:r>
           </w:p>
         </w:tc>
         <w:tc>
@@ -602,7 +594,7 @@
                 <w:bCs w:val="0"/>
                 <w:lang w:val="nb-NO"/>
               </w:rPr>
-              <w:t>Reservert for andre ting (som printere)</w:t>
+              <w:t>POLAR-KLIENT</w:t>
             </w:r>
           </w:p>
         </w:tc>
@@ -622,7 +614,7 @@
               <w:rPr>
                 <w:lang w:val="nb-NO"/>
               </w:rPr>
-              <w:t>192.168.60.30-99</w:t>
+              <w:t>DHCP</w:t>
             </w:r>
           </w:p>
         </w:tc>
@@ -651,6 +643,52 @@
                 <w:bCs w:val="0"/>
                 <w:lang w:val="nb-NO"/>
               </w:rPr>
+              <w:t>Reservert for andre ting (som printere)</w:t>
+            </w:r>
+          </w:p>
+        </w:tc>
+        <w:tc>
+          <w:tcPr>
+            <w:tcW w:w="4698" w:type="dxa"/>
+            <w:vAlign w:val="center"/>
+          </w:tcPr>
+          <w:p>
+            <w:pPr>
+              <w:cnfStyle w:val="000000100000" w:firstRow="0" w:lastRow="0" w:firstColumn="0" w:lastColumn="0" w:oddVBand="0" w:evenVBand="0" w:oddHBand="1" w:evenHBand="0" w:firstRowFirstColumn="0" w:firstRowLastColumn="0" w:lastRowFirstColumn="0" w:lastRowLastColumn="0"/>
+              <w:rPr>
+                <w:lang w:val="nb-NO"/>
+              </w:rPr>
+            </w:pPr>
+            <w:r>
+              <w:rPr>
+                <w:lang w:val="nb-NO"/>
+              </w:rPr>
+              <w:t>192.168.60.30-99</w:t>
+            </w:r>
+          </w:p>
+        </w:tc>
+      </w:tr>
+      <w:tr>
+        <w:tc>
+          <w:tcPr>
+            <w:cnfStyle w:val="001000000000" w:firstRow="0" w:lastRow="0" w:firstColumn="1" w:lastColumn="0" w:oddVBand="0" w:evenVBand="0" w:oddHBand="0" w:evenHBand="0" w:firstRowFirstColumn="0" w:firstRowLastColumn="0" w:lastRowFirstColumn="0" w:lastRowLastColumn="0"/>
+            <w:tcW w:w="4698" w:type="dxa"/>
+            <w:vAlign w:val="center"/>
+          </w:tcPr>
+          <w:p>
+            <w:pPr>
+              <w:rPr>
+                <w:b w:val="0"/>
+                <w:bCs w:val="0"/>
+                <w:lang w:val="nb-NO"/>
+              </w:rPr>
+            </w:pPr>
+            <w:r>
+              <w:rPr>
+                <w:b w:val="0"/>
+                <w:bCs w:val="0"/>
+                <w:lang w:val="nb-NO"/>
+              </w:rPr>
               <w:t>DHCP</w:t>
             </w:r>
             <w:r>
@@ -670,7 +708,7 @@
           </w:tcPr>
           <w:p>
             <w:pPr>
-              <w:cnfStyle w:val="000000100000" w:firstRow="0" w:lastRow="0" w:firstColumn="0" w:lastColumn="0" w:oddVBand="0" w:evenVBand="0" w:oddHBand="1" w:evenHBand="0" w:firstRowFirstColumn="0" w:firstRowLastColumn="0" w:lastRowFirstColumn="0" w:lastRowLastColumn="0"/>
+              <w:cnfStyle w:val="000000000000" w:firstRow="0" w:lastRow="0" w:firstColumn="0" w:lastColumn="0" w:oddVBand="0" w:evenVBand="0" w:oddHBand="0" w:evenHBand="0" w:firstRowFirstColumn="0" w:firstRowLastColumn="0" w:lastRowFirstColumn="0" w:lastRowLastColumn="0"/>
               <w:rPr>
                 <w:lang w:val="nb-NO"/>
               </w:rPr>
@@ -765,21 +803,7 @@
         <w:rPr>
           <w:lang w:val="nb-NO"/>
         </w:rPr>
-        <w:t xml:space="preserve">Active Directory </w:t>
-      </w:r>
-      <w:proofErr w:type="spellStart"/>
-      <w:r>
-        <w:rPr>
-          <w:lang w:val="nb-NO"/>
-        </w:rPr>
-        <w:t>Domain</w:t>
-      </w:r>
-      <w:proofErr w:type="spellEnd"/>
-      <w:r>
-        <w:rPr>
-          <w:lang w:val="nb-NO"/>
-        </w:rPr>
-        <w:t xml:space="preserve"> Services</w:t>
+        <w:t>Active Directory Domain Services</w:t>
       </w:r>
     </w:p>
     <w:p>
@@ -838,39 +862,31 @@
         <w:rPr>
           <w:lang w:val="nb-NO"/>
         </w:rPr>
+        <w:t xml:space="preserve"> polar.local</w:t>
+      </w:r>
+    </w:p>
+    <w:p>
+      <w:pPr>
+        <w:rPr>
+          <w:lang w:val="nb-NO"/>
+        </w:rPr>
+      </w:pPr>
+      <w:r>
+        <w:rPr>
+          <w:b/>
+          <w:bCs/>
+          <w:lang w:val="nb-NO"/>
+        </w:rPr>
+        <w:t xml:space="preserve">NetBIOS navn: </w:t>
+      </w:r>
+      <w:r>
+        <w:rPr>
+          <w:b/>
+          <w:bCs/>
+          <w:lang w:val="nb-NO"/>
+        </w:rPr>
         <w:t xml:space="preserve"> </w:t>
       </w:r>
-      <w:proofErr w:type="spellStart"/>
-      <w:r>
-        <w:rPr>
-          <w:lang w:val="nb-NO"/>
-        </w:rPr>
-        <w:t>polar.local</w:t>
-      </w:r>
-      <w:proofErr w:type="spellEnd"/>
-    </w:p>
-    <w:p>
-      <w:pPr>
-        <w:rPr>
-          <w:lang w:val="nb-NO"/>
-        </w:rPr>
-      </w:pPr>
-      <w:r>
-        <w:rPr>
-          <w:b/>
-          <w:bCs/>
-          <w:lang w:val="nb-NO"/>
-        </w:rPr>
-        <w:t xml:space="preserve">NetBIOS navn: </w:t>
-      </w:r>
-      <w:r>
-        <w:rPr>
-          <w:b/>
-          <w:bCs/>
-          <w:lang w:val="nb-NO"/>
-        </w:rPr>
-        <w:t xml:space="preserve"> </w:t>
-      </w:r>
       <w:r>
         <w:rPr>
           <w:lang w:val="nb-NO"/>
@@ -927,7 +943,6 @@
           <w:bCs/>
           <w:lang w:val="nb-NO"/>
         </w:rPr>
-        <w:lastRenderedPageBreak/>
         <w:t>Fil kart for brukere, grupper og mapper</w:t>
       </w:r>
     </w:p>
@@ -939,7 +954,6 @@
           <w:lang w:val="nb-NO"/>
         </w:rPr>
       </w:pPr>
-      <w:proofErr w:type="spellStart"/>
       <w:r>
         <w:rPr>
           <w:b/>
@@ -956,7 +970,6 @@
         </w:rPr>
         <w:t>olar.local</w:t>
       </w:r>
-      <w:proofErr w:type="spellEnd"/>
     </w:p>
     <w:p>
       <w:pPr>
@@ -987,14 +1000,12 @@
         </w:rPr>
         <w:t xml:space="preserve"> </w:t>
       </w:r>
-      <w:proofErr w:type="spellStart"/>
       <w:r>
         <w:rPr>
           <w:lang w:val="nb-NO"/>
         </w:rPr>
         <w:t>Event</w:t>
       </w:r>
-      <w:proofErr w:type="spellEnd"/>
       <w:r>
         <w:rPr>
           <w:lang w:val="nb-NO"/>
@@ -1067,7 +1078,6 @@
           <w:lang w:val="nb-NO"/>
         </w:rPr>
       </w:pPr>
-      <w:proofErr w:type="spellStart"/>
       <w:r>
         <w:rPr>
           <w:b/>
@@ -1076,7 +1086,6 @@
         </w:rPr>
         <w:t>Bodo</w:t>
       </w:r>
-      <w:proofErr w:type="spellEnd"/>
     </w:p>
     <w:p>
       <w:pPr>
@@ -1129,14 +1138,12 @@
           <w:lang w:val="nb-NO"/>
         </w:rPr>
       </w:pPr>
-      <w:proofErr w:type="spellStart"/>
       <w:r>
         <w:rPr>
           <w:lang w:val="nb-NO"/>
         </w:rPr>
         <w:t>GG_Nesna</w:t>
       </w:r>
-      <w:proofErr w:type="spellEnd"/>
     </w:p>
     <w:p>
       <w:pPr>
@@ -1149,14 +1156,12 @@
           <w:lang w:val="nb-NO"/>
         </w:rPr>
       </w:pPr>
-      <w:proofErr w:type="spellStart"/>
       <w:r>
         <w:rPr>
           <w:lang w:val="nb-NO"/>
         </w:rPr>
         <w:t>GG_Bodo</w:t>
       </w:r>
-      <w:proofErr w:type="spellEnd"/>
     </w:p>
     <w:p>
       <w:pPr>
@@ -1169,14 +1174,12 @@
           <w:lang w:val="nb-NO"/>
         </w:rPr>
       </w:pPr>
-      <w:proofErr w:type="spellStart"/>
       <w:r>
         <w:rPr>
           <w:lang w:val="nb-NO"/>
         </w:rPr>
         <w:t>GG_Direktor</w:t>
       </w:r>
-      <w:proofErr w:type="spellEnd"/>
     </w:p>
     <w:p>
       <w:pPr>
@@ -1229,14 +1232,12 @@
           <w:lang w:val="nb-NO"/>
         </w:rPr>
       </w:pPr>
-      <w:proofErr w:type="spellStart"/>
       <w:r>
         <w:rPr>
           <w:lang w:val="nb-NO"/>
         </w:rPr>
         <w:t>TestBrukerNesna</w:t>
       </w:r>
-      <w:proofErr w:type="spellEnd"/>
     </w:p>
     <w:p>
       <w:pPr>
@@ -1249,14 +1250,12 @@
           <w:lang w:val="nb-NO"/>
         </w:rPr>
       </w:pPr>
-      <w:proofErr w:type="spellStart"/>
       <w:r>
         <w:rPr>
           <w:lang w:val="nb-NO"/>
         </w:rPr>
         <w:t>TestBrukerBodo</w:t>
       </w:r>
-      <w:proofErr w:type="spellEnd"/>
     </w:p>
     <w:p>
       <w:pPr>
@@ -1269,14 +1268,12 @@
           <w:lang w:val="nb-NO"/>
         </w:rPr>
       </w:pPr>
-      <w:proofErr w:type="spellStart"/>
       <w:r>
         <w:rPr>
           <w:lang w:val="nb-NO"/>
         </w:rPr>
         <w:t>TestBrukerDirektor</w:t>
       </w:r>
-      <w:proofErr w:type="spellEnd"/>
     </w:p>
     <w:p>
       <w:pPr>
@@ -1310,7 +1307,6 @@
           <w:lang w:val="nb-NO"/>
         </w:rPr>
       </w:pPr>
-      <w:proofErr w:type="spellStart"/>
       <w:r>
         <w:rPr>
           <w:b/>
@@ -1319,7 +1315,6 @@
         </w:rPr>
         <w:t>polar.local</w:t>
       </w:r>
-      <w:proofErr w:type="spellEnd"/>
     </w:p>
     <w:p>
       <w:pPr>
@@ -1350,7 +1345,6 @@
           <w:lang w:val="nb-NO"/>
         </w:rPr>
       </w:pPr>
-      <w:proofErr w:type="spellStart"/>
       <w:r>
         <w:rPr>
           <w:b/>
@@ -1359,7 +1353,6 @@
         </w:rPr>
         <w:t>BodoFolderGPO</w:t>
       </w:r>
-      <w:proofErr w:type="spellEnd"/>
     </w:p>
     <w:p>
       <w:pPr>
@@ -1396,7 +1389,6 @@
           <w:lang w:val="nb-NO"/>
         </w:rPr>
       </w:pPr>
-      <w:proofErr w:type="spellStart"/>
       <w:r>
         <w:rPr>
           <w:b/>
@@ -1405,7 +1397,6 @@
         </w:rPr>
         <w:t>NesnaFolderGPO</w:t>
       </w:r>
-      <w:proofErr w:type="spellEnd"/>
     </w:p>
     <w:p>
       <w:pPr>
@@ -1435,93 +1426,21 @@
         <w:rPr>
           <w:lang w:val="nb-NO"/>
         </w:rPr>
-        <w:t>GPO-en «</w:t>
-      </w:r>
-      <w:proofErr w:type="spellStart"/>
-      <w:r>
-        <w:rPr>
-          <w:lang w:val="nb-NO"/>
-        </w:rPr>
-        <w:t>BodoFolderGPO</w:t>
-      </w:r>
-      <w:proofErr w:type="spellEnd"/>
-      <w:r>
-        <w:rPr>
-          <w:lang w:val="nb-NO"/>
-        </w:rPr>
-        <w:t xml:space="preserve">» har </w:t>
-      </w:r>
-      <w:proofErr w:type="spellStart"/>
-      <w:r>
-        <w:rPr>
-          <w:lang w:val="nb-NO"/>
-        </w:rPr>
-        <w:t>GG_Bodo</w:t>
-      </w:r>
-      <w:proofErr w:type="spellEnd"/>
-      <w:r>
-        <w:rPr>
-          <w:lang w:val="nb-NO"/>
-        </w:rPr>
-        <w:t xml:space="preserve"> og </w:t>
-      </w:r>
-      <w:proofErr w:type="spellStart"/>
-      <w:r>
-        <w:rPr>
-          <w:lang w:val="nb-NO"/>
-        </w:rPr>
-        <w:t>GG_Direktor</w:t>
-      </w:r>
-      <w:proofErr w:type="spellEnd"/>
-    </w:p>
-    <w:p>
-      <w:pPr>
-        <w:rPr>
-          <w:lang w:val="nb-NO"/>
-        </w:rPr>
-      </w:pPr>
-      <w:r>
-        <w:rPr>
-          <w:lang w:val="nb-NO"/>
-        </w:rPr>
-        <w:t>GPO-en «</w:t>
-      </w:r>
-      <w:proofErr w:type="spellStart"/>
-      <w:r>
-        <w:rPr>
-          <w:lang w:val="nb-NO"/>
-        </w:rPr>
-        <w:t>NesnaFolderGPO</w:t>
-      </w:r>
-      <w:proofErr w:type="spellEnd"/>
-      <w:r>
-        <w:rPr>
-          <w:lang w:val="nb-NO"/>
-        </w:rPr>
-        <w:t xml:space="preserve">» har </w:t>
-      </w:r>
-      <w:proofErr w:type="spellStart"/>
-      <w:r>
-        <w:rPr>
-          <w:lang w:val="nb-NO"/>
-        </w:rPr>
-        <w:t>GG_Nesna</w:t>
-      </w:r>
-      <w:proofErr w:type="spellEnd"/>
-      <w:r>
-        <w:rPr>
-          <w:lang w:val="nb-NO"/>
-        </w:rPr>
-        <w:t xml:space="preserve"> og </w:t>
-      </w:r>
-      <w:proofErr w:type="spellStart"/>
-      <w:r>
-        <w:rPr>
-          <w:lang w:val="nb-NO"/>
-        </w:rPr>
-        <w:t>GG_Direktor</w:t>
-      </w:r>
-      <w:proofErr w:type="spellEnd"/>
+        <w:t>GPO-en «BodoFolderGPO» har GG_Bodo og GG_Direktor</w:t>
+      </w:r>
+    </w:p>
+    <w:p>
+      <w:pPr>
+        <w:rPr>
+          <w:lang w:val="nb-NO"/>
+        </w:rPr>
+      </w:pPr>
+      <w:r>
+        <w:rPr>
+          <w:lang w:val="nb-NO"/>
+        </w:rPr>
+        <w:t>GPO-en «NesnaFolderGPO» har GG_Nesna og GG_Direktor</w:t>
+      </w:r>
     </w:p>
     <w:p>
       <w:pPr>
@@ -1576,7 +1495,6 @@
           <w:szCs w:val="28"/>
           <w:lang w:val="nb-NO"/>
         </w:rPr>
-        <w:lastRenderedPageBreak/>
         <w:t>POLAR-FSR oppsett</w:t>
       </w:r>
     </w:p>
@@ -1641,14 +1559,12 @@
           <w:lang w:val="nb-NO"/>
         </w:rPr>
       </w:pPr>
-      <w:proofErr w:type="spellStart"/>
       <w:r>
         <w:rPr>
           <w:lang w:val="nb-NO"/>
         </w:rPr>
         <w:t>SharedFolders</w:t>
       </w:r>
-      <w:proofErr w:type="spellEnd"/>
     </w:p>
     <w:p>
       <w:pPr>
@@ -1661,7 +1577,6 @@
           <w:lang w:val="nb-NO"/>
         </w:rPr>
       </w:pPr>
-      <w:proofErr w:type="spellStart"/>
       <w:r>
         <w:rPr>
           <w:b/>
@@ -1670,7 +1585,6 @@
         </w:rPr>
         <w:t>NesnaFolder</w:t>
       </w:r>
-      <w:proofErr w:type="spellEnd"/>
     </w:p>
     <w:p>
       <w:pPr>
@@ -1763,30 +1677,14 @@
         <w:rPr>
           <w:lang w:val="nb-NO"/>
         </w:rPr>
-        <w:t xml:space="preserve">For medlemmer i </w:t>
-      </w:r>
-      <w:proofErr w:type="spellStart"/>
-      <w:r>
-        <w:rPr>
-          <w:lang w:val="nb-NO"/>
-        </w:rPr>
-        <w:t>GG_Nesna</w:t>
-      </w:r>
-      <w:proofErr w:type="spellEnd"/>
-      <w:r>
-        <w:rPr>
-          <w:lang w:val="nb-NO"/>
-        </w:rPr>
-        <w:t xml:space="preserve"> og </w:t>
-      </w:r>
-      <w:proofErr w:type="spellStart"/>
-      <w:r>
-        <w:rPr>
-          <w:lang w:val="nb-NO"/>
-        </w:rPr>
-        <w:t>GG_Direktor</w:t>
-      </w:r>
-      <w:proofErr w:type="spellEnd"/>
+        <w:t>For medlemmer i GG_Nesna</w:t>
+      </w:r>
+      <w:r>
+        <w:rPr>
+          <w:lang w:val="nb-NO"/>
+        </w:rPr>
+        <w:t xml:space="preserve"> og GG_Direktor</w:t>
+      </w:r>
     </w:p>
     <w:p>
       <w:pPr>
@@ -1799,7 +1697,6 @@
           <w:lang w:val="nb-NO"/>
         </w:rPr>
       </w:pPr>
-      <w:proofErr w:type="spellStart"/>
       <w:r>
         <w:rPr>
           <w:b/>
@@ -1808,7 +1705,6 @@
         </w:rPr>
         <w:t>BodoFolder</w:t>
       </w:r>
-      <w:proofErr w:type="spellEnd"/>
     </w:p>
     <w:p>
       <w:pPr>
@@ -1895,30 +1791,14 @@
         <w:rPr>
           <w:lang w:val="nb-NO"/>
         </w:rPr>
-        <w:t xml:space="preserve">For medlemmer i </w:t>
-      </w:r>
-      <w:proofErr w:type="spellStart"/>
-      <w:r>
-        <w:rPr>
-          <w:lang w:val="nb-NO"/>
-        </w:rPr>
-        <w:t>GG_Bodo</w:t>
-      </w:r>
-      <w:proofErr w:type="spellEnd"/>
-      <w:r>
-        <w:rPr>
-          <w:lang w:val="nb-NO"/>
-        </w:rPr>
-        <w:t xml:space="preserve"> og </w:t>
-      </w:r>
-      <w:proofErr w:type="spellStart"/>
-      <w:r>
-        <w:rPr>
-          <w:lang w:val="nb-NO"/>
-        </w:rPr>
-        <w:t>GG_Direktor</w:t>
-      </w:r>
-      <w:proofErr w:type="spellEnd"/>
+        <w:t>For medlemmer i GG_Bodo</w:t>
+      </w:r>
+      <w:r>
+        <w:rPr>
+          <w:lang w:val="nb-NO"/>
+        </w:rPr>
+        <w:t xml:space="preserve"> og GG_Direktor</w:t>
+      </w:r>
     </w:p>
     <w:sectPr>
       <w:pgSz w:w="12240" w:h="15840"/>
